--- a/public/assets/files/niestacjonarne/WF1.docx
+++ b/public/assets/files/niestacjonarne/WF1.docx
@@ -523,6 +523,7 @@
                 <w:i w:val="0"/>
                 <w:sz w:val="22"/>
               </w:rPr>
+              <w:t>I</w:t>
             </w:r>
           </w:p>
         </w:tc>
@@ -560,6 +561,7 @@
                 <w:i w:val="0"/>
                 <w:sz w:val="22"/>
               </w:rPr>
+              <w:t>obligatoryjny</w:t>
             </w:r>
           </w:p>
         </w:tc>

--- a/public/assets/files/niestacjonarne/WF1.docx
+++ b/public/assets/files/niestacjonarne/WF1.docx
@@ -679,12 +679,22 @@
         <w:tblW w:w="5000" w:type="pct"/>
       </w:tblPr>
       <w:tblGrid>
-        <w:gridCol w:w="9972"/>
+        <w:gridCol w:w="997"/>
+        <w:gridCol w:w="997"/>
+        <w:gridCol w:w="997"/>
+        <w:gridCol w:w="997"/>
+        <w:gridCol w:w="997"/>
+        <w:gridCol w:w="997"/>
+        <w:gridCol w:w="997"/>
+        <w:gridCol w:w="997"/>
+        <w:gridCol w:w="997"/>
+        <w:gridCol w:w="997"/>
       </w:tblGrid>
       <w:tr>
         <w:tc>
           <w:tcPr>
-            <w:tcW w:type="dxa" w:w="9972"/>
+            <w:tcW w:type="dxa" w:w="9970"/>
+            <w:gridSpan w:val="10"/>
             <w:shd w:val="clear" w:color="auto" w:fill="D9D9D9"/>
           </w:tcPr>
           <w:p>
@@ -703,31 +713,34 @@
           </w:p>
         </w:tc>
       </w:tr>
-    </w:tbl>
-    <w:tbl>
-      <w:tblPr>
-        <w:tblW w:type="auto" w:w="0"/>
-        <w:tblLook w:firstColumn="1" w:firstRow="1" w:lastColumn="0" w:lastRow="0" w:noHBand="0" w:noVBand="1" w:val="04A0"/>
-        <w:tblBorders>
-          <w:top w:val="single" w:sz="4" w:space="0" w:color="000000"/>
-          <w:left w:val="single" w:sz="4" w:space="0" w:color="000000"/>
-          <w:bottom w:val="single" w:sz="4" w:space="0" w:color="000000"/>
-          <w:right w:val="single" w:sz="4" w:space="0" w:color="000000"/>
-          <w:insideH w:val="single" w:sz="4" w:space="0" w:color="000000"/>
-          <w:insideV w:val="single" w:sz="4" w:space="0" w:color="000000"/>
-        </w:tblBorders>
-        <w:tblW w:w="5000" w:type="pct"/>
-      </w:tblPr>
-      <w:tblGrid>
-        <w:gridCol w:w="2493"/>
-        <w:gridCol w:w="2493"/>
-        <w:gridCol w:w="2493"/>
-        <w:gridCol w:w="2493"/>
-      </w:tblGrid>
       <w:tr>
         <w:tc>
           <w:tcPr>
-            <w:tcW w:type="dxa" w:w="2493"/>
+            <w:tcW w:type="dxa" w:w="9970"/>
+            <w:gridSpan w:val="10"/>
+            <w:shd w:val="clear" w:color="auto" w:fill="D9D9D9"/>
+          </w:tcPr>
+          <w:p>
+            <w:pPr>
+              <w:spacing w:before="20" w:after="20"/>
+            </w:pPr>
+            <w:r>
+              <w:rPr>
+                <w:rFonts w:ascii="Aptos" w:hAnsi="Aptos"/>
+                <w:b w:val="0"/>
+                <w:i w:val="0"/>
+                <w:sz w:val="16"/>
+              </w:rPr>
+              <w:t>Wymiar godzinowy (liczba godzin w semestrze)</w:t>
+            </w:r>
+          </w:p>
+        </w:tc>
+      </w:tr>
+      <w:tr>
+        <w:tc>
+          <w:tcPr>
+            <w:tcW w:type="dxa" w:w="1994"/>
+            <w:gridSpan w:val="2"/>
             <w:shd w:val="clear" w:color="auto" w:fill="D9D9D9"/>
           </w:tcPr>
           <w:p>
@@ -747,7 +760,8 @@
         </w:tc>
         <w:tc>
           <w:tcPr>
-            <w:tcW w:type="dxa" w:w="2493"/>
+            <w:tcW w:type="dxa" w:w="2991"/>
+            <w:gridSpan w:val="3"/>
             <w:shd w:val="clear" w:color="auto" w:fill="D9D9D9"/>
           </w:tcPr>
           <w:p>
@@ -767,7 +781,8 @@
         </w:tc>
         <w:tc>
           <w:tcPr>
-            <w:tcW w:type="dxa" w:w="2493"/>
+            <w:tcW w:type="dxa" w:w="2991"/>
+            <w:gridSpan w:val="3"/>
             <w:shd w:val="clear" w:color="auto" w:fill="D9D9D9"/>
           </w:tcPr>
           <w:p>
@@ -787,7 +802,8 @@
         </w:tc>
         <w:tc>
           <w:tcPr>
-            <w:tcW w:type="dxa" w:w="2493"/>
+            <w:tcW w:type="dxa" w:w="1994"/>
+            <w:gridSpan w:val="2"/>
             <w:shd w:val="clear" w:color="auto" w:fill="D9D9D9"/>
           </w:tcPr>
           <w:p>
@@ -809,7 +825,8 @@
       <w:tr>
         <w:tc>
           <w:tcPr>
-            <w:tcW w:type="dxa" w:w="2493"/>
+            <w:tcW w:type="dxa" w:w="1994"/>
+            <w:gridSpan w:val="2"/>
           </w:tcPr>
           <w:p>
             <w:pPr>
@@ -828,7 +845,8 @@
         </w:tc>
         <w:tc>
           <w:tcPr>
-            <w:tcW w:type="dxa" w:w="2493"/>
+            <w:tcW w:type="dxa" w:w="2991"/>
+            <w:gridSpan w:val="3"/>
           </w:tcPr>
           <w:p>
             <w:pPr>
@@ -847,7 +865,8 @@
         </w:tc>
         <w:tc>
           <w:tcPr>
-            <w:tcW w:type="dxa" w:w="2493"/>
+            <w:tcW w:type="dxa" w:w="2991"/>
+            <w:gridSpan w:val="3"/>
           </w:tcPr>
           <w:p>
             <w:pPr>
@@ -866,7 +885,8 @@
         </w:tc>
         <w:tc>
           <w:tcPr>
-            <w:tcW w:type="dxa" w:w="2493"/>
+            <w:tcW w:type="dxa" w:w="1994"/>
+            <w:gridSpan w:val="2"/>
           </w:tcPr>
           <w:p>
             <w:pPr>
@@ -884,30 +904,34 @@
           </w:p>
         </w:tc>
       </w:tr>
-    </w:tbl>
-    <w:tbl>
-      <w:tblPr>
-        <w:tblW w:type="auto" w:w="0"/>
-        <w:tblLook w:firstColumn="1" w:firstRow="1" w:lastColumn="0" w:lastRow="0" w:noHBand="0" w:noVBand="1" w:val="04A0"/>
-        <w:tblBorders>
-          <w:top w:val="single" w:sz="4" w:space="0" w:color="000000"/>
-          <w:left w:val="single" w:sz="4" w:space="0" w:color="000000"/>
-          <w:bottom w:val="single" w:sz="4" w:space="0" w:color="000000"/>
-          <w:right w:val="single" w:sz="4" w:space="0" w:color="000000"/>
-          <w:insideH w:val="single" w:sz="4" w:space="0" w:color="000000"/>
-          <w:insideV w:val="single" w:sz="4" w:space="0" w:color="000000"/>
-        </w:tblBorders>
-        <w:tblW w:w="5000" w:type="pct"/>
-      </w:tblPr>
-      <w:tblGrid>
-        <w:gridCol w:w="3324"/>
-        <w:gridCol w:w="3324"/>
-        <w:gridCol w:w="3324"/>
-      </w:tblGrid>
       <w:tr>
         <w:tc>
           <w:tcPr>
-            <w:tcW w:type="dxa" w:w="3324"/>
+            <w:tcW w:type="dxa" w:w="9970"/>
+            <w:gridSpan w:val="10"/>
+            <w:shd w:val="clear" w:color="auto" w:fill="D9D9D9"/>
+          </w:tcPr>
+          <w:p>
+            <w:pPr>
+              <w:spacing w:before="20" w:after="20"/>
+            </w:pPr>
+            <w:r>
+              <w:rPr>
+                <w:rFonts w:ascii="Aptos" w:hAnsi="Aptos"/>
+                <w:b/>
+                <w:i w:val="0"/>
+                <w:sz w:val="22"/>
+              </w:rPr>
+              <w:t>Bilans ECTS</w:t>
+            </w:r>
+          </w:p>
+        </w:tc>
+      </w:tr>
+      <w:tr>
+        <w:tc>
+          <w:tcPr>
+            <w:tcW w:type="dxa" w:w="4985"/>
+            <w:gridSpan w:val="5"/>
             <w:shd w:val="clear" w:color="auto" w:fill="D9D9D9"/>
           </w:tcPr>
           <w:p>
@@ -927,7 +951,8 @@
         </w:tc>
         <w:tc>
           <w:tcPr>
-            <w:tcW w:type="dxa" w:w="3324"/>
+            <w:tcW w:type="dxa" w:w="2991"/>
+            <w:gridSpan w:val="3"/>
             <w:shd w:val="clear" w:color="auto" w:fill="D9D9D9"/>
           </w:tcPr>
           <w:p>
@@ -947,7 +972,8 @@
         </w:tc>
         <w:tc>
           <w:tcPr>
-            <w:tcW w:type="dxa" w:w="3324"/>
+            <w:tcW w:type="dxa" w:w="1994"/>
+            <w:gridSpan w:val="2"/>
             <w:shd w:val="clear" w:color="auto" w:fill="D9D9D9"/>
           </w:tcPr>
           <w:p>
@@ -969,7 +995,8 @@
       <w:tr>
         <w:tc>
           <w:tcPr>
-            <w:tcW w:type="dxa" w:w="3324"/>
+            <w:tcW w:type="dxa" w:w="4985"/>
+            <w:gridSpan w:val="5"/>
           </w:tcPr>
           <w:p>
             <w:pPr>
@@ -988,7 +1015,8 @@
         </w:tc>
         <w:tc>
           <w:tcPr>
-            <w:tcW w:type="dxa" w:w="3324"/>
+            <w:tcW w:type="dxa" w:w="2991"/>
+            <w:gridSpan w:val="3"/>
           </w:tcPr>
           <w:p>
             <w:pPr>
@@ -1007,7 +1035,8 @@
         </w:tc>
         <w:tc>
           <w:tcPr>
-            <w:tcW w:type="dxa" w:w="3324"/>
+            <w:tcW w:type="dxa" w:w="1994"/>
+            <w:gridSpan w:val="2"/>
           </w:tcPr>
           <w:p>
             <w:pPr>
@@ -1028,7 +1057,8 @@
       <w:tr>
         <w:tc>
           <w:tcPr>
-            <w:tcW w:type="dxa" w:w="3324"/>
+            <w:tcW w:type="dxa" w:w="4985"/>
+            <w:gridSpan w:val="5"/>
           </w:tcPr>
           <w:p>
             <w:pPr>
@@ -1047,7 +1077,8 @@
         </w:tc>
         <w:tc>
           <w:tcPr>
-            <w:tcW w:type="dxa" w:w="3324"/>
+            <w:tcW w:type="dxa" w:w="2991"/>
+            <w:gridSpan w:val="3"/>
           </w:tcPr>
           <w:p>
             <w:pPr>
@@ -1060,13 +1091,13 @@
                 <w:i w:val="0"/>
                 <w:sz w:val="22"/>
               </w:rPr>
-              <w:t>0</w:t>
             </w:r>
           </w:p>
         </w:tc>
         <w:tc>
           <w:tcPr>
-            <w:tcW w:type="dxa" w:w="3324"/>
+            <w:tcW w:type="dxa" w:w="1994"/>
+            <w:gridSpan w:val="2"/>
           </w:tcPr>
           <w:p>
             <w:pPr>
@@ -1079,7 +1110,6 @@
                 <w:i w:val="0"/>
                 <w:sz w:val="22"/>
               </w:rPr>
-              <w:t>0</w:t>
             </w:r>
           </w:p>
         </w:tc>
@@ -1087,7 +1117,29 @@
       <w:tr>
         <w:tc>
           <w:tcPr>
-            <w:tcW w:type="dxa" w:w="3324"/>
+            <w:tcW w:type="dxa" w:w="4985"/>
+            <w:gridSpan w:val="5"/>
+            <w:shd w:val="clear" w:color="auto" w:fill="D9D9D9"/>
+          </w:tcPr>
+          <w:p>
+            <w:pPr>
+              <w:spacing w:before="20" w:after="20"/>
+            </w:pPr>
+            <w:r>
+              <w:rPr>
+                <w:rFonts w:ascii="Aptos" w:hAnsi="Aptos"/>
+                <w:b/>
+                <w:i w:val="0"/>
+                <w:sz w:val="16"/>
+              </w:rPr>
+              <w:t>Opis samodzielnej pracy studenta</w:t>
+            </w:r>
+          </w:p>
+        </w:tc>
+        <w:tc>
+          <w:tcPr>
+            <w:tcW w:type="dxa" w:w="4985"/>
+            <w:gridSpan w:val="5"/>
           </w:tcPr>
           <w:p>
             <w:pPr>
@@ -1100,45 +1152,6 @@
                 <w:i w:val="0"/>
                 <w:sz w:val="22"/>
               </w:rPr>
-              <w:t>Suma</w:t>
-            </w:r>
-          </w:p>
-        </w:tc>
-        <w:tc>
-          <w:tcPr>
-            <w:tcW w:type="dxa" w:w="3324"/>
-          </w:tcPr>
-          <w:p>
-            <w:pPr>
-              <w:spacing w:before="20" w:after="20"/>
-            </w:pPr>
-            <w:r>
-              <w:rPr>
-                <w:rFonts w:ascii="Aptos" w:hAnsi="Aptos"/>
-                <w:b w:val="0"/>
-                <w:i w:val="0"/>
-                <w:sz w:val="22"/>
-              </w:rPr>
-              <w:t>30</w:t>
-            </w:r>
-          </w:p>
-        </w:tc>
-        <w:tc>
-          <w:tcPr>
-            <w:tcW w:type="dxa" w:w="3324"/>
-          </w:tcPr>
-          <w:p>
-            <w:pPr>
-              <w:spacing w:before="20" w:after="20"/>
-            </w:pPr>
-            <w:r>
-              <w:rPr>
-                <w:rFonts w:ascii="Aptos" w:hAnsi="Aptos"/>
-                <w:b w:val="0"/>
-                <w:i w:val="0"/>
-                <w:sz w:val="22"/>
-              </w:rPr>
-              <w:t>0</w:t>
             </w:r>
           </w:p>
         </w:tc>
@@ -2168,14 +2181,14 @@
         <w:tblW w:w="5000" w:type="pct"/>
       </w:tblPr>
       <w:tblGrid>
-        <w:gridCol w:w="3324"/>
-        <w:gridCol w:w="3324"/>
-        <w:gridCol w:w="3324"/>
+        <w:gridCol w:w="680"/>
+        <w:gridCol w:w="4536"/>
+        <w:gridCol w:w="4252"/>
       </w:tblGrid>
       <w:tr>
         <w:tc>
           <w:tcPr>
-            <w:tcW w:type="dxa" w:w="9972"/>
+            <w:tcW w:type="dxa" w:w="9468"/>
             <w:gridSpan w:val="3"/>
             <w:shd w:val="clear" w:color="auto" w:fill="D9D9D9"/>
           </w:tcPr>
@@ -2198,7 +2211,7 @@
       <w:tr>
         <w:tc>
           <w:tcPr>
-            <w:tcW w:type="dxa" w:w="3324"/>
+            <w:tcW w:type="dxa" w:w="680"/>
             <w:shd w:val="clear" w:color="auto" w:fill="D9D9D9"/>
           </w:tcPr>
           <w:p>
@@ -2218,7 +2231,7 @@
         </w:tc>
         <w:tc>
           <w:tcPr>
-            <w:tcW w:type="dxa" w:w="3324"/>
+            <w:tcW w:type="dxa" w:w="4536"/>
             <w:shd w:val="clear" w:color="auto" w:fill="D9D9D9"/>
           </w:tcPr>
           <w:p>
@@ -2238,7 +2251,7 @@
         </w:tc>
         <w:tc>
           <w:tcPr>
-            <w:tcW w:type="dxa" w:w="3324"/>
+            <w:tcW w:type="dxa" w:w="4252"/>
             <w:shd w:val="clear" w:color="auto" w:fill="D9D9D9"/>
           </w:tcPr>
           <w:p>
@@ -2260,7 +2273,7 @@
       <w:tr>
         <w:tc>
           <w:tcPr>
-            <w:tcW w:type="dxa" w:w="3324"/>
+            <w:tcW w:type="dxa" w:w="680"/>
           </w:tcPr>
           <w:p>
             <w:pPr>
@@ -2279,7 +2292,7 @@
         </w:tc>
         <w:tc>
           <w:tcPr>
-            <w:tcW w:type="dxa" w:w="3324"/>
+            <w:tcW w:type="dxa" w:w="4536"/>
           </w:tcPr>
           <w:p>
             <w:pPr>
@@ -2298,7 +2311,7 @@
         </w:tc>
         <w:tc>
           <w:tcPr>
-            <w:tcW w:type="dxa" w:w="3324"/>
+            <w:tcW w:type="dxa" w:w="4252"/>
           </w:tcPr>
           <w:p>
             <w:pPr>
@@ -2318,7 +2331,7 @@
       <w:tr>
         <w:tc>
           <w:tcPr>
-            <w:tcW w:type="dxa" w:w="3324"/>
+            <w:tcW w:type="dxa" w:w="680"/>
           </w:tcPr>
           <w:p>
             <w:pPr>
@@ -2337,7 +2350,7 @@
         </w:tc>
         <w:tc>
           <w:tcPr>
-            <w:tcW w:type="dxa" w:w="3324"/>
+            <w:tcW w:type="dxa" w:w="4536"/>
           </w:tcPr>
           <w:p>
             <w:pPr>
@@ -2356,7 +2369,7 @@
         </w:tc>
         <w:tc>
           <w:tcPr>
-            <w:tcW w:type="dxa" w:w="3324"/>
+            <w:tcW w:type="dxa" w:w="4252"/>
           </w:tcPr>
           <w:p>
             <w:pPr>
@@ -2376,7 +2389,7 @@
       <w:tr>
         <w:tc>
           <w:tcPr>
-            <w:tcW w:type="dxa" w:w="3324"/>
+            <w:tcW w:type="dxa" w:w="680"/>
           </w:tcPr>
           <w:p>
             <w:pPr>
@@ -2395,7 +2408,7 @@
         </w:tc>
         <w:tc>
           <w:tcPr>
-            <w:tcW w:type="dxa" w:w="3324"/>
+            <w:tcW w:type="dxa" w:w="4536"/>
           </w:tcPr>
           <w:p>
             <w:pPr>
@@ -2414,7 +2427,7 @@
         </w:tc>
         <w:tc>
           <w:tcPr>
-            <w:tcW w:type="dxa" w:w="3324"/>
+            <w:tcW w:type="dxa" w:w="4252"/>
           </w:tcPr>
           <w:p>
             <w:pPr>
@@ -2434,7 +2447,7 @@
       <w:tr>
         <w:tc>
           <w:tcPr>
-            <w:tcW w:type="dxa" w:w="3324"/>
+            <w:tcW w:type="dxa" w:w="680"/>
           </w:tcPr>
           <w:p>
             <w:pPr>
@@ -2453,7 +2466,7 @@
         </w:tc>
         <w:tc>
           <w:tcPr>
-            <w:tcW w:type="dxa" w:w="3324"/>
+            <w:tcW w:type="dxa" w:w="4536"/>
           </w:tcPr>
           <w:p>
             <w:pPr>
@@ -2472,7 +2485,7 @@
         </w:tc>
         <w:tc>
           <w:tcPr>
-            <w:tcW w:type="dxa" w:w="3324"/>
+            <w:tcW w:type="dxa" w:w="4252"/>
           </w:tcPr>
           <w:p>
             <w:pPr>
@@ -2492,7 +2505,7 @@
       <w:tr>
         <w:tc>
           <w:tcPr>
-            <w:tcW w:type="dxa" w:w="3324"/>
+            <w:tcW w:type="dxa" w:w="680"/>
           </w:tcPr>
           <w:p>
             <w:pPr>
@@ -2511,7 +2524,7 @@
         </w:tc>
         <w:tc>
           <w:tcPr>
-            <w:tcW w:type="dxa" w:w="3324"/>
+            <w:tcW w:type="dxa" w:w="4536"/>
           </w:tcPr>
           <w:p>
             <w:pPr>
@@ -2530,7 +2543,7 @@
         </w:tc>
         <w:tc>
           <w:tcPr>
-            <w:tcW w:type="dxa" w:w="3324"/>
+            <w:tcW w:type="dxa" w:w="4252"/>
           </w:tcPr>
           <w:p>
             <w:pPr>
@@ -2550,7 +2563,7 @@
       <w:tr>
         <w:tc>
           <w:tcPr>
-            <w:tcW w:type="dxa" w:w="3324"/>
+            <w:tcW w:type="dxa" w:w="680"/>
           </w:tcPr>
           <w:p>
             <w:pPr>
@@ -2569,7 +2582,7 @@
         </w:tc>
         <w:tc>
           <w:tcPr>
-            <w:tcW w:type="dxa" w:w="3324"/>
+            <w:tcW w:type="dxa" w:w="4536"/>
           </w:tcPr>
           <w:p>
             <w:pPr>
@@ -2588,7 +2601,7 @@
         </w:tc>
         <w:tc>
           <w:tcPr>
-            <w:tcW w:type="dxa" w:w="3324"/>
+            <w:tcW w:type="dxa" w:w="4252"/>
           </w:tcPr>
           <w:p>
             <w:pPr>
@@ -2608,7 +2621,7 @@
       <w:tr>
         <w:tc>
           <w:tcPr>
-            <w:tcW w:type="dxa" w:w="3324"/>
+            <w:tcW w:type="dxa" w:w="680"/>
           </w:tcPr>
           <w:p>
             <w:pPr>
@@ -2627,7 +2640,7 @@
         </w:tc>
         <w:tc>
           <w:tcPr>
-            <w:tcW w:type="dxa" w:w="3324"/>
+            <w:tcW w:type="dxa" w:w="4536"/>
           </w:tcPr>
           <w:p>
             <w:pPr>
@@ -2646,7 +2659,7 @@
         </w:tc>
         <w:tc>
           <w:tcPr>
-            <w:tcW w:type="dxa" w:w="3324"/>
+            <w:tcW w:type="dxa" w:w="4252"/>
           </w:tcPr>
           <w:p>
             <w:pPr>
@@ -2666,7 +2679,7 @@
       <w:tr>
         <w:tc>
           <w:tcPr>
-            <w:tcW w:type="dxa" w:w="3324"/>
+            <w:tcW w:type="dxa" w:w="680"/>
           </w:tcPr>
           <w:p>
             <w:pPr>
@@ -2685,7 +2698,7 @@
         </w:tc>
         <w:tc>
           <w:tcPr>
-            <w:tcW w:type="dxa" w:w="3324"/>
+            <w:tcW w:type="dxa" w:w="4536"/>
           </w:tcPr>
           <w:p>
             <w:pPr>
@@ -2704,7 +2717,7 @@
         </w:tc>
         <w:tc>
           <w:tcPr>
-            <w:tcW w:type="dxa" w:w="3324"/>
+            <w:tcW w:type="dxa" w:w="4252"/>
           </w:tcPr>
           <w:p>
             <w:pPr>
@@ -3062,6 +3075,7 @@
                 <w:i w:val="0"/>
                 <w:sz w:val="22"/>
               </w:rPr>
+              <w:t>Ćwiczenia – praca w grupach,; Praca w parach, praca indywidualna; Ćwiczenia :; Zaliczenie bez oceny; Wykład --------------------------------; Zaliczenie bez oceny; Kryteria oceny; Ćwiczenia :; -Aktywna obecność na zajęciach, maksymalnie 2 nieusprawiedliwione nieobecności w czasie semestru(zwolnienie lekarskie przedstawione zgodnie z regulaminem).Obecność poświadczona jest w dzienniku zajęć.; -Aktywna obecność na zajęciach w wymiarze 45 minut; -Zajęcia spoza oferty PJATK poświadczone zaświadczeniem (zgodnie z załącznikiem 1 w regulaminie zaliczenia przedmiotu); -W przypadku długotrwałej choroby lub innych przeciwskazań zdrowotnych możliwe jest zwolnienie lekarskie od specjalisty.; Kryteria zaliczenia:; -aktywne uczestnictwo w zajęciach; -maksymalnie 2 nieobecności(w przypadku zajęć realizowanych przez PJATK); -obecność 100%(w przypadku zajęć spoza oferty PJATK; -obecność 100% w przypadku ITN; .</w:t>
             </w:r>
           </w:p>
         </w:tc>
@@ -3118,6 +3132,7 @@
                 <w:i w:val="0"/>
                 <w:sz w:val="22"/>
               </w:rPr>
+              <w:t>Ćwiczenia – praca w grupach,; Praca w parach, praca indywidualna; Ćwiczenia :; Zaliczenie bez oceny; Wykład --------------------------------; Zaliczenie bez oceny; Kryteria oceny; Ćwiczenia :; -Aktywna obecność na zajęciach, maksymalnie 2 nieusprawiedliwione nieobecności w czasie semestru(zwolnienie lekarskie przedstawione zgodnie z regulaminem).Obecność poświadczona jest w dzienniku zajęć.; -Aktywna obecność na zajęciach w wymiarze 45 minut; -Zajęcia spoza oferty PJATK poświadczone zaświadczeniem (zgodnie z załącznikiem 1 w regulaminie zaliczenia przedmiotu); -W przypadku długotrwałej choroby lub innych przeciwskazań zdrowotnych możliwe jest zwolnienie lekarskie od specjalisty.; Kryteria zaliczenia:; -aktywne uczestnictwo w zajęciach; -maksymalnie 2 nieobecności(w przypadku zajęć realizowanych przez PJATK); -obecność 100%(w przypadku zajęć spoza oferty PJATK; -obecność 100% w przypadku ITN; .</w:t>
             </w:r>
           </w:p>
         </w:tc>
@@ -3174,6 +3189,7 @@
                 <w:i w:val="0"/>
                 <w:sz w:val="22"/>
               </w:rPr>
+              <w:t>Ćwiczenia – praca w grupach,; Praca w parach, praca indywidualna; Ćwiczenia :; Zaliczenie bez oceny; Wykład --------------------------------; Zaliczenie bez oceny; Kryteria oceny; Ćwiczenia :; -Aktywna obecność na zajęciach, maksymalnie 2 nieusprawiedliwione nieobecności w czasie semestru(zwolnienie lekarskie przedstawione zgodnie z regulaminem).Obecność poświadczona jest w dzienniku zajęć.; -Aktywna obecność na zajęciach w wymiarze 45 minut; -Zajęcia spoza oferty PJATK poświadczone zaświadczeniem (zgodnie z załącznikiem 1 w regulaminie zaliczenia przedmiotu); -W przypadku długotrwałej choroby lub innych przeciwskazań zdrowotnych możliwe jest zwolnienie lekarskie od specjalisty.; Kryteria zaliczenia:; -aktywne uczestnictwo w zajęciach; -maksymalnie 2 nieobecności(w przypadku zajęć realizowanych przez PJATK); -obecność 100%(w przypadku zajęć spoza oferty PJATK; -obecność 100% w przypadku ITN; .</w:t>
             </w:r>
           </w:p>
         </w:tc>
@@ -3336,6 +3352,7 @@
                 <w:i w:val="0"/>
                 <w:sz w:val="22"/>
               </w:rPr>
+              <w:t>Ćwiczenia – praca w grupach,; Praca w parach, praca indywidualna; Ćwiczenia :; Zaliczenie bez oceny; Wykład --------------------------------; Zaliczenie bez oceny; Kryteria oceny; Ćwiczenia :; -Aktywna obecność na zajęciach, maksymalnie 2 nieusprawiedliwione nieobecności w czasie semestru(zwolnienie lekarskie przedstawione zgodnie z regulaminem).Obecność poświadczona jest w dzienniku zajęć.; -Aktywna obecność na zajęciach w wymiarze 45 minut; -Zajęcia spoza oferty PJATK poświadczone zaświadczeniem (zgodnie z załącznikiem 1 w regulaminie zaliczenia przedmiotu); -W przypadku długotrwałej choroby lub innych przeciwskazań zdrowotnych możliwe jest zwolnienie lekarskie od specjalisty.; Kryteria zaliczenia:; -aktywne uczestnictwo w zajęciach; -maksymalnie 2 nieobecności(w przypadku zajęć realizowanych przez PJATK); -obecność 100%(w przypadku zajęć spoza oferty PJATK; -obecność 100% w przypadku ITN; .</w:t>
             </w:r>
           </w:p>
         </w:tc>
@@ -3393,6 +3410,7 @@
                 <w:i w:val="0"/>
                 <w:sz w:val="22"/>
               </w:rPr>
+              <w:t>Ćwiczenia – praca w grupach,; Praca w parach, praca indywidualna; Ćwiczenia :; Zaliczenie bez oceny; Wykład --------------------------------; Zaliczenie bez oceny; Kryteria oceny; Ćwiczenia :; -Aktywna obecność na zajęciach, maksymalnie 2 nieusprawiedliwione nieobecności w czasie semestru(zwolnienie lekarskie przedstawione zgodnie z regulaminem).Obecność poświadczona jest w dzienniku zajęć.; -Aktywna obecność na zajęciach w wymiarze 45 minut; -Zajęcia spoza oferty PJATK poświadczone zaświadczeniem (zgodnie z załącznikiem 1 w regulaminie zaliczenia przedmiotu); -W przypadku długotrwałej choroby lub innych przeciwskazań zdrowotnych możliwe jest zwolnienie lekarskie od specjalisty.; Kryteria zaliczenia:; -aktywne uczestnictwo w zajęciach; -maksymalnie 2 nieobecności(w przypadku zajęć realizowanych przez PJATK); -obecność 100%(w przypadku zajęć spoza oferty PJATK; -obecność 100% w przypadku ITN; .</w:t>
             </w:r>
           </w:p>
         </w:tc>
@@ -3450,6 +3468,7 @@
                 <w:i w:val="0"/>
                 <w:sz w:val="22"/>
               </w:rPr>
+              <w:t>Ćwiczenia – praca w grupach,; Praca w parach, praca indywidualna; Ćwiczenia :; Zaliczenie bez oceny; Wykład --------------------------------; Zaliczenie bez oceny; Kryteria oceny; Ćwiczenia :; -Aktywna obecność na zajęciach, maksymalnie 2 nieusprawiedliwione nieobecności w czasie semestru(zwolnienie lekarskie przedstawione zgodnie z regulaminem).Obecność poświadczona jest w dzienniku zajęć.; -Aktywna obecność na zajęciach w wymiarze 45 minut; -Zajęcia spoza oferty PJATK poświadczone zaświadczeniem (zgodnie z załącznikiem 1 w regulaminie zaliczenia przedmiotu); -W przypadku długotrwałej choroby lub innych przeciwskazań zdrowotnych możliwe jest zwolnienie lekarskie od specjalisty.; Kryteria zaliczenia:; -aktywne uczestnictwo w zajęciach; -maksymalnie 2 nieobecności(w przypadku zajęć realizowanych przez PJATK); -obecność 100%(w przypadku zajęć spoza oferty PJATK; -obecność 100% w przypadku ITN; .</w:t>
             </w:r>
           </w:p>
         </w:tc>
@@ -3612,6 +3631,7 @@
                 <w:i w:val="0"/>
                 <w:sz w:val="22"/>
               </w:rPr>
+              <w:t>Ćwiczenia – praca w grupach,; Praca w parach, praca indywidualna; Ćwiczenia :; Zaliczenie bez oceny; Wykład --------------------------------; Zaliczenie bez oceny; Kryteria oceny; Ćwiczenia :; -Aktywna obecność na zajęciach, maksymalnie 2 nieusprawiedliwione nieobecności w czasie semestru(zwolnienie lekarskie przedstawione zgodnie z regulaminem).Obecność poświadczona jest w dzienniku zajęć.; -Aktywna obecność na zajęciach w wymiarze 45 minut; -Zajęcia spoza oferty PJATK poświadczone zaświadczeniem (zgodnie z załącznikiem 1 w regulaminie zaliczenia przedmiotu); -W przypadku długotrwałej choroby lub innych przeciwskazań zdrowotnych możliwe jest zwolnienie lekarskie od specjalisty.; Kryteria zaliczenia:; -aktywne uczestnictwo w zajęciach; -maksymalnie 2 nieobecności(w przypadku zajęć realizowanych przez PJATK); -obecność 100%(w przypadku zajęć spoza oferty PJATK; -obecność 100% w przypadku ITN; .</w:t>
             </w:r>
           </w:p>
         </w:tc>
@@ -3669,6 +3689,7 @@
                 <w:i w:val="0"/>
                 <w:sz w:val="22"/>
               </w:rPr>
+              <w:t>Ćwiczenia – praca w grupach,; Praca w parach, praca indywidualna; Ćwiczenia :; Zaliczenie bez oceny; Wykład --------------------------------; Zaliczenie bez oceny; Kryteria oceny; Ćwiczenia :; -Aktywna obecność na zajęciach, maksymalnie 2 nieusprawiedliwione nieobecności w czasie semestru(zwolnienie lekarskie przedstawione zgodnie z regulaminem).Obecność poświadczona jest w dzienniku zajęć.; -Aktywna obecność na zajęciach w wymiarze 45 minut; -Zajęcia spoza oferty PJATK poświadczone zaświadczeniem (zgodnie z załącznikiem 1 w regulaminie zaliczenia przedmiotu); -W przypadku długotrwałej choroby lub innych przeciwskazań zdrowotnych możliwe jest zwolnienie lekarskie od specjalisty.; Kryteria zaliczenia:; -aktywne uczestnictwo w zajęciach; -maksymalnie 2 nieobecności(w przypadku zajęć realizowanych przez PJATK); -obecność 100%(w przypadku zajęć spoza oferty PJATK; -obecność 100% w przypadku ITN; .</w:t>
             </w:r>
           </w:p>
         </w:tc>
@@ -3726,6 +3747,7 @@
                 <w:i w:val="0"/>
                 <w:sz w:val="22"/>
               </w:rPr>
+              <w:t>Ćwiczenia – praca w grupach,; Praca w parach, praca indywidualna; Ćwiczenia :; Zaliczenie bez oceny; Wykład --------------------------------; Zaliczenie bez oceny; Kryteria oceny; Ćwiczenia :; -Aktywna obecność na zajęciach, maksymalnie 2 nieusprawiedliwione nieobecności w czasie semestru(zwolnienie lekarskie przedstawione zgodnie z regulaminem).Obecność poświadczona jest w dzienniku zajęć.; -Aktywna obecność na zajęciach w wymiarze 45 minut; -Zajęcia spoza oferty PJATK poświadczone zaświadczeniem (zgodnie z załącznikiem 1 w regulaminie zaliczenia przedmiotu); -W przypadku długotrwałej choroby lub innych przeciwskazań zdrowotnych możliwe jest zwolnienie lekarskie od specjalisty.; Kryteria zaliczenia:; -aktywne uczestnictwo w zajęciach; -maksymalnie 2 nieobecności(w przypadku zajęć realizowanych przez PJATK); -obecność 100%(w przypadku zajęć spoza oferty PJATK; -obecność 100% w przypadku ITN; .</w:t>
             </w:r>
           </w:p>
         </w:tc>
@@ -3783,6 +3805,7 @@
                 <w:i w:val="0"/>
                 <w:sz w:val="22"/>
               </w:rPr>
+              <w:t>Ćwiczenia – praca w grupach,; Praca w parach, praca indywidualna; Ćwiczenia :; Zaliczenie bez oceny; Wykład --------------------------------; Zaliczenie bez oceny; Kryteria oceny; Ćwiczenia :; -Aktywna obecność na zajęciach, maksymalnie 2 nieusprawiedliwione nieobecności w czasie semestru(zwolnienie lekarskie przedstawione zgodnie z regulaminem).Obecność poświadczona jest w dzienniku zajęć.; -Aktywna obecność na zajęciach w wymiarze 45 minut; -Zajęcia spoza oferty PJATK poświadczone zaświadczeniem (zgodnie z załącznikiem 1 w regulaminie zaliczenia przedmiotu); -W przypadku długotrwałej choroby lub innych przeciwskazań zdrowotnych możliwe jest zwolnienie lekarskie od specjalisty.; Kryteria zaliczenia:; -aktywne uczestnictwo w zajęciach; -maksymalnie 2 nieobecności(w przypadku zajęć realizowanych przez PJATK); -obecność 100%(w przypadku zajęć spoza oferty PJATK; -obecność 100% w przypadku ITN; .</w:t>
             </w:r>
           </w:p>
         </w:tc>
@@ -3888,62 +3911,6 @@
                 <w:sz w:val="16"/>
               </w:rPr>
               <w:t>Wyposażenie specjalistyczne konieczne do realizacji przedmiotu</w:t>
-            </w:r>
-          </w:p>
-        </w:tc>
-      </w:tr>
-      <w:tr>
-        <w:tc>
-          <w:tcPr>
-            <w:tcW w:type="dxa" w:w="3324"/>
-          </w:tcPr>
-          <w:p>
-            <w:pPr>
-              <w:spacing w:before="20" w:after="20"/>
-            </w:pPr>
-            <w:r>
-              <w:rPr>
-                <w:rFonts w:ascii="Aptos" w:hAnsi="Aptos"/>
-                <w:b w:val="0"/>
-                <w:i w:val="0"/>
-                <w:sz w:val="22"/>
-              </w:rPr>
-            </w:r>
-          </w:p>
-        </w:tc>
-        <w:tc>
-          <w:tcPr>
-            <w:tcW w:type="dxa" w:w="3324"/>
-          </w:tcPr>
-          <w:p>
-            <w:pPr>
-              <w:spacing w:before="20" w:after="20"/>
-            </w:pPr>
-            <w:r>
-              <w:rPr>
-                <w:rFonts w:ascii="Aptos" w:hAnsi="Aptos"/>
-                <w:b w:val="0"/>
-                <w:i w:val="0"/>
-                <w:sz w:val="22"/>
-              </w:rPr>
-            </w:r>
-          </w:p>
-        </w:tc>
-        <w:tc>
-          <w:tcPr>
-            <w:tcW w:type="dxa" w:w="3324"/>
-          </w:tcPr>
-          <w:p>
-            <w:pPr>
-              <w:spacing w:before="20" w:after="20"/>
-            </w:pPr>
-            <w:r>
-              <w:rPr>
-                <w:rFonts w:ascii="Aptos" w:hAnsi="Aptos"/>
-                <w:b w:val="0"/>
-                <w:i w:val="0"/>
-                <w:sz w:val="22"/>
-              </w:rPr>
             </w:r>
           </w:p>
         </w:tc>

--- a/public/assets/files/niestacjonarne/WF1.docx
+++ b/public/assets/files/niestacjonarne/WF1.docx
@@ -1152,6 +1152,7 @@
                 <w:i w:val="0"/>
                 <w:sz w:val="22"/>
               </w:rPr>
+              <w:t>Aktywność fizyczna poza zajęciami (np. zajęcia sportowe spoza oferty uczelni); dbanie o kondycję fizyczną; uzyskanie zaświadczenia z zajęć zewnętrznych w razie potrzeby.</w:t>
             </w:r>
           </w:p>
         </w:tc>
@@ -1262,7 +1263,32 @@
           <w:tcPr>
             <w:tcW w:type="dxa" w:w="9972"/>
           </w:tcPr>
-          <w:p/>
+          <w:p>
+            <w:pPr>
+              <w:spacing w:before="20" w:after="20"/>
+            </w:pPr>
+            <w:r>
+              <w:rPr>
+                <w:rFonts w:ascii="Aptos" w:hAnsi="Aptos"/>
+                <w:b/>
+                <w:sz w:val="22"/>
+              </w:rPr>
+              <w:t>Ćwiczenia / Laboratorium:</w:t>
+            </w:r>
+          </w:p>
+          <w:p>
+            <w:pPr>
+              <w:spacing w:before="20" w:after="20"/>
+            </w:pPr>
+            <w:r>
+              <w:rPr>
+                <w:rFonts w:ascii="Aptos" w:hAnsi="Aptos"/>
+                <w:b w:val="0"/>
+                <w:sz w:val="22"/>
+              </w:rPr>
+              <w:t>• praca w grupach</w:t>
+            </w:r>
+          </w:p>
         </w:tc>
       </w:tr>
     </w:tbl>
@@ -1511,213 +1537,10 @@
             <w:r>
               <w:rPr>
                 <w:rFonts w:ascii="Aptos" w:hAnsi="Aptos"/>
+                <w:b w:val="0"/>
+                <w:i w:val="0"/>
                 <w:sz w:val="22"/>
               </w:rPr>
-              <w:t>1. Ćwiczenia – praca w grupach,</w:t>
-            </w:r>
-          </w:p>
-          <w:p>
-            <w:pPr>
-              <w:spacing w:before="20" w:after="20"/>
-            </w:pPr>
-            <w:r>
-              <w:rPr>
-                <w:rFonts w:ascii="Aptos" w:hAnsi="Aptos"/>
-                <w:sz w:val="22"/>
-              </w:rPr>
-              <w:t>2. Praca w parach, praca indywidualna</w:t>
-            </w:r>
-          </w:p>
-          <w:p>
-            <w:pPr>
-              <w:spacing w:before="20" w:after="20"/>
-            </w:pPr>
-            <w:r>
-              <w:rPr>
-                <w:rFonts w:ascii="Aptos" w:hAnsi="Aptos"/>
-                <w:sz w:val="22"/>
-              </w:rPr>
-              <w:t>3. Ćwiczenia :</w:t>
-            </w:r>
-          </w:p>
-          <w:p>
-            <w:pPr>
-              <w:spacing w:before="20" w:after="20"/>
-            </w:pPr>
-            <w:r>
-              <w:rPr>
-                <w:rFonts w:ascii="Aptos" w:hAnsi="Aptos"/>
-                <w:sz w:val="22"/>
-              </w:rPr>
-              <w:t>4. Zaliczenie bez oceny</w:t>
-            </w:r>
-          </w:p>
-          <w:p>
-            <w:pPr>
-              <w:spacing w:before="20" w:after="20"/>
-            </w:pPr>
-            <w:r>
-              <w:rPr>
-                <w:rFonts w:ascii="Aptos" w:hAnsi="Aptos"/>
-                <w:sz w:val="22"/>
-              </w:rPr>
-              <w:t>5. Wykład --------------------------------</w:t>
-            </w:r>
-          </w:p>
-          <w:p>
-            <w:pPr>
-              <w:spacing w:before="20" w:after="20"/>
-            </w:pPr>
-            <w:r>
-              <w:rPr>
-                <w:rFonts w:ascii="Aptos" w:hAnsi="Aptos"/>
-                <w:sz w:val="22"/>
-              </w:rPr>
-              <w:t>6. Zaliczenie bez oceny</w:t>
-            </w:r>
-          </w:p>
-          <w:p>
-            <w:pPr>
-              <w:spacing w:before="20" w:after="20"/>
-            </w:pPr>
-            <w:r>
-              <w:rPr>
-                <w:rFonts w:ascii="Aptos" w:hAnsi="Aptos"/>
-                <w:sz w:val="22"/>
-              </w:rPr>
-              <w:t>7. Kryteria oceny</w:t>
-            </w:r>
-          </w:p>
-          <w:p>
-            <w:pPr>
-              <w:spacing w:before="20" w:after="20"/>
-            </w:pPr>
-            <w:r>
-              <w:rPr>
-                <w:rFonts w:ascii="Aptos" w:hAnsi="Aptos"/>
-                <w:sz w:val="22"/>
-              </w:rPr>
-              <w:t>8. Ćwiczenia :</w:t>
-            </w:r>
-          </w:p>
-          <w:p>
-            <w:pPr>
-              <w:spacing w:before="20" w:after="20"/>
-            </w:pPr>
-            <w:r>
-              <w:rPr>
-                <w:rFonts w:ascii="Aptos" w:hAnsi="Aptos"/>
-                <w:sz w:val="22"/>
-              </w:rPr>
-              <w:t>9. -Aktywna obecność na zajęciach, maksymalnie 2 nieusprawiedliwione nieobecności w czasie semestru(zwolnienie lekarskie przedstawione zgodnie z regulaminem).Obecność poświadczona jest w dzienniku zajęć.</w:t>
-            </w:r>
-          </w:p>
-          <w:p>
-            <w:pPr>
-              <w:spacing w:before="20" w:after="20"/>
-            </w:pPr>
-            <w:r>
-              <w:rPr>
-                <w:rFonts w:ascii="Aptos" w:hAnsi="Aptos"/>
-                <w:sz w:val="22"/>
-              </w:rPr>
-              <w:t>10. -Aktywna obecność na zajęciach w wymiarze 45 minut</w:t>
-            </w:r>
-          </w:p>
-          <w:p>
-            <w:pPr>
-              <w:spacing w:before="20" w:after="20"/>
-            </w:pPr>
-            <w:r>
-              <w:rPr>
-                <w:rFonts w:ascii="Aptos" w:hAnsi="Aptos"/>
-                <w:sz w:val="22"/>
-              </w:rPr>
-              <w:t>11. -Zajęcia spoza oferty PJATK poświadczone zaświadczeniem (zgodnie z załącznikiem 1 w regulaminie zaliczenia przedmiotu)</w:t>
-            </w:r>
-          </w:p>
-          <w:p>
-            <w:pPr>
-              <w:spacing w:before="20" w:after="20"/>
-            </w:pPr>
-            <w:r>
-              <w:rPr>
-                <w:rFonts w:ascii="Aptos" w:hAnsi="Aptos"/>
-                <w:sz w:val="22"/>
-              </w:rPr>
-              <w:t>12. -W przypadku długotrwałej choroby lub innych przeciwskazań zdrowotnych możliwe jest zwolnienie lekarskie od specjalisty.</w:t>
-            </w:r>
-          </w:p>
-          <w:p>
-            <w:pPr>
-              <w:spacing w:before="20" w:after="20"/>
-            </w:pPr>
-            <w:r>
-              <w:rPr>
-                <w:rFonts w:ascii="Aptos" w:hAnsi="Aptos"/>
-                <w:sz w:val="22"/>
-              </w:rPr>
-              <w:t>13. Kryteria zaliczenia:</w:t>
-            </w:r>
-          </w:p>
-          <w:p>
-            <w:pPr>
-              <w:spacing w:before="20" w:after="20"/>
-            </w:pPr>
-            <w:r>
-              <w:rPr>
-                <w:rFonts w:ascii="Aptos" w:hAnsi="Aptos"/>
-                <w:sz w:val="22"/>
-              </w:rPr>
-              <w:t>14. -aktywne uczestnictwo w zajęciach</w:t>
-            </w:r>
-          </w:p>
-          <w:p>
-            <w:pPr>
-              <w:spacing w:before="20" w:after="20"/>
-            </w:pPr>
-            <w:r>
-              <w:rPr>
-                <w:rFonts w:ascii="Aptos" w:hAnsi="Aptos"/>
-                <w:sz w:val="22"/>
-              </w:rPr>
-              <w:t>15. -maksymalnie 2 nieobecności(w przypadku zajęć realizowanych przez PJATK)</w:t>
-            </w:r>
-          </w:p>
-          <w:p>
-            <w:pPr>
-              <w:spacing w:before="20" w:after="20"/>
-            </w:pPr>
-            <w:r>
-              <w:rPr>
-                <w:rFonts w:ascii="Aptos" w:hAnsi="Aptos"/>
-                <w:sz w:val="22"/>
-              </w:rPr>
-              <w:t>16. -obecność 100%(w przypadku zajęć spoza oferty PJATK</w:t>
-            </w:r>
-          </w:p>
-          <w:p>
-            <w:pPr>
-              <w:spacing w:before="20" w:after="20"/>
-            </w:pPr>
-            <w:r>
-              <w:rPr>
-                <w:rFonts w:ascii="Aptos" w:hAnsi="Aptos"/>
-                <w:sz w:val="22"/>
-              </w:rPr>
-              <w:t>17. -obecność 100% w przypadku ITN</w:t>
-            </w:r>
-          </w:p>
-          <w:p>
-            <w:pPr>
-              <w:spacing w:before="20" w:after="20"/>
-            </w:pPr>
-            <w:r>
-              <w:rPr>
-                <w:rFonts w:ascii="Aptos" w:hAnsi="Aptos"/>
-                <w:sz w:val="22"/>
-              </w:rPr>
-              <w:t>18. .</w:t>
             </w:r>
           </w:p>
         </w:tc>
@@ -1734,211 +1557,7 @@
                 <w:rFonts w:ascii="Aptos" w:hAnsi="Aptos"/>
                 <w:sz w:val="22"/>
               </w:rPr>
-              <w:t>1. Ćwiczenia – praca w grupach,</w:t>
-            </w:r>
-          </w:p>
-          <w:p>
-            <w:pPr>
-              <w:spacing w:before="20" w:after="20"/>
-            </w:pPr>
-            <w:r>
-              <w:rPr>
-                <w:rFonts w:ascii="Aptos" w:hAnsi="Aptos"/>
-                <w:sz w:val="22"/>
-              </w:rPr>
-              <w:t>2. Praca w parach, praca indywidualna</w:t>
-            </w:r>
-          </w:p>
-          <w:p>
-            <w:pPr>
-              <w:spacing w:before="20" w:after="20"/>
-            </w:pPr>
-            <w:r>
-              <w:rPr>
-                <w:rFonts w:ascii="Aptos" w:hAnsi="Aptos"/>
-                <w:sz w:val="22"/>
-              </w:rPr>
-              <w:t>3. Ćwiczenia :</w:t>
-            </w:r>
-          </w:p>
-          <w:p>
-            <w:pPr>
-              <w:spacing w:before="20" w:after="20"/>
-            </w:pPr>
-            <w:r>
-              <w:rPr>
-                <w:rFonts w:ascii="Aptos" w:hAnsi="Aptos"/>
-                <w:sz w:val="22"/>
-              </w:rPr>
-              <w:t>4. Zaliczenie bez oceny</w:t>
-            </w:r>
-          </w:p>
-          <w:p>
-            <w:pPr>
-              <w:spacing w:before="20" w:after="20"/>
-            </w:pPr>
-            <w:r>
-              <w:rPr>
-                <w:rFonts w:ascii="Aptos" w:hAnsi="Aptos"/>
-                <w:sz w:val="22"/>
-              </w:rPr>
-              <w:t>5. Wykład --------------------------------</w:t>
-            </w:r>
-          </w:p>
-          <w:p>
-            <w:pPr>
-              <w:spacing w:before="20" w:after="20"/>
-            </w:pPr>
-            <w:r>
-              <w:rPr>
-                <w:rFonts w:ascii="Aptos" w:hAnsi="Aptos"/>
-                <w:sz w:val="22"/>
-              </w:rPr>
-              <w:t>6. Zaliczenie bez oceny</w:t>
-            </w:r>
-          </w:p>
-          <w:p>
-            <w:pPr>
-              <w:spacing w:before="20" w:after="20"/>
-            </w:pPr>
-            <w:r>
-              <w:rPr>
-                <w:rFonts w:ascii="Aptos" w:hAnsi="Aptos"/>
-                <w:sz w:val="22"/>
-              </w:rPr>
-              <w:t>7. Kryteria oceny</w:t>
-            </w:r>
-          </w:p>
-          <w:p>
-            <w:pPr>
-              <w:spacing w:before="20" w:after="20"/>
-            </w:pPr>
-            <w:r>
-              <w:rPr>
-                <w:rFonts w:ascii="Aptos" w:hAnsi="Aptos"/>
-                <w:sz w:val="22"/>
-              </w:rPr>
-              <w:t>8. Ćwiczenia :</w:t>
-            </w:r>
-          </w:p>
-          <w:p>
-            <w:pPr>
-              <w:spacing w:before="20" w:after="20"/>
-            </w:pPr>
-            <w:r>
-              <w:rPr>
-                <w:rFonts w:ascii="Aptos" w:hAnsi="Aptos"/>
-                <w:sz w:val="22"/>
-              </w:rPr>
-              <w:t>9. -Aktywna obecność na zajęciach, maksymalnie 2 nieusprawiedliwione nieobecności w czasie semestru(zwolnienie lekarskie przedstawione zgodnie z regulaminem).Obecność poświadczona jest w dzienniku zajęć.</w:t>
-            </w:r>
-          </w:p>
-          <w:p>
-            <w:pPr>
-              <w:spacing w:before="20" w:after="20"/>
-            </w:pPr>
-            <w:r>
-              <w:rPr>
-                <w:rFonts w:ascii="Aptos" w:hAnsi="Aptos"/>
-                <w:sz w:val="22"/>
-              </w:rPr>
-              <w:t>10. -Aktywna obecność na zajęciach w wymiarze 45 minut</w:t>
-            </w:r>
-          </w:p>
-          <w:p>
-            <w:pPr>
-              <w:spacing w:before="20" w:after="20"/>
-            </w:pPr>
-            <w:r>
-              <w:rPr>
-                <w:rFonts w:ascii="Aptos" w:hAnsi="Aptos"/>
-                <w:sz w:val="22"/>
-              </w:rPr>
-              <w:t>11. -Zajęcia spoza oferty PJATK poświadczone zaświadczeniem (zgodnie z załącznikiem 1 w regulaminie zaliczenia przedmiotu)</w:t>
-            </w:r>
-          </w:p>
-          <w:p>
-            <w:pPr>
-              <w:spacing w:before="20" w:after="20"/>
-            </w:pPr>
-            <w:r>
-              <w:rPr>
-                <w:rFonts w:ascii="Aptos" w:hAnsi="Aptos"/>
-                <w:sz w:val="22"/>
-              </w:rPr>
-              <w:t>12. -W przypadku długotrwałej choroby lub innych przeciwskazań zdrowotnych możliwe jest zwolnienie lekarskie od specjalisty.</w:t>
-            </w:r>
-          </w:p>
-          <w:p>
-            <w:pPr>
-              <w:spacing w:before="20" w:after="20"/>
-            </w:pPr>
-            <w:r>
-              <w:rPr>
-                <w:rFonts w:ascii="Aptos" w:hAnsi="Aptos"/>
-                <w:sz w:val="22"/>
-              </w:rPr>
-              <w:t>13. Kryteria zaliczenia:</w:t>
-            </w:r>
-          </w:p>
-          <w:p>
-            <w:pPr>
-              <w:spacing w:before="20" w:after="20"/>
-            </w:pPr>
-            <w:r>
-              <w:rPr>
-                <w:rFonts w:ascii="Aptos" w:hAnsi="Aptos"/>
-                <w:sz w:val="22"/>
-              </w:rPr>
-              <w:t>14. -aktywne uczestnictwo w zajęciach</w:t>
-            </w:r>
-          </w:p>
-          <w:p>
-            <w:pPr>
-              <w:spacing w:before="20" w:after="20"/>
-            </w:pPr>
-            <w:r>
-              <w:rPr>
-                <w:rFonts w:ascii="Aptos" w:hAnsi="Aptos"/>
-                <w:sz w:val="22"/>
-              </w:rPr>
-              <w:t>15. -maksymalnie 2 nieobecności(w przypadku zajęć realizowanych przez PJATK)</w:t>
-            </w:r>
-          </w:p>
-          <w:p>
-            <w:pPr>
-              <w:spacing w:before="20" w:after="20"/>
-            </w:pPr>
-            <w:r>
-              <w:rPr>
-                <w:rFonts w:ascii="Aptos" w:hAnsi="Aptos"/>
-                <w:sz w:val="22"/>
-              </w:rPr>
-              <w:t>16. -obecność 100%(w przypadku zajęć spoza oferty PJATK</w:t>
-            </w:r>
-          </w:p>
-          <w:p>
-            <w:pPr>
-              <w:spacing w:before="20" w:after="20"/>
-            </w:pPr>
-            <w:r>
-              <w:rPr>
-                <w:rFonts w:ascii="Aptos" w:hAnsi="Aptos"/>
-                <w:sz w:val="22"/>
-              </w:rPr>
-              <w:t>17. -obecność 100% w przypadku ITN</w:t>
-            </w:r>
-          </w:p>
-          <w:p>
-            <w:pPr>
-              <w:spacing w:before="20" w:after="20"/>
-            </w:pPr>
-            <w:r>
-              <w:rPr>
-                <w:rFonts w:ascii="Aptos" w:hAnsi="Aptos"/>
-                <w:sz w:val="22"/>
-              </w:rPr>
-              <w:t>18. .</w:t>
+              <w:t>1. ocena pracy podczas ćwiczenia</w:t>
             </w:r>
           </w:p>
         </w:tc>
@@ -3075,7 +2694,7 @@
                 <w:i w:val="0"/>
                 <w:sz w:val="22"/>
               </w:rPr>
-              <w:t>Ćwiczenia – praca w grupach,; Praca w parach, praca indywidualna; Ćwiczenia :; Zaliczenie bez oceny; Wykład --------------------------------; Zaliczenie bez oceny; Kryteria oceny; Ćwiczenia :; -Aktywna obecność na zajęciach, maksymalnie 2 nieusprawiedliwione nieobecności w czasie semestru(zwolnienie lekarskie przedstawione zgodnie z regulaminem).Obecność poświadczona jest w dzienniku zajęć.; -Aktywna obecność na zajęciach w wymiarze 45 minut; -Zajęcia spoza oferty PJATK poświadczone zaświadczeniem (zgodnie z załącznikiem 1 w regulaminie zaliczenia przedmiotu); -W przypadku długotrwałej choroby lub innych przeciwskazań zdrowotnych możliwe jest zwolnienie lekarskie od specjalisty.; Kryteria zaliczenia:; -aktywne uczestnictwo w zajęciach; -maksymalnie 2 nieobecności(w przypadku zajęć realizowanych przez PJATK); -obecność 100%(w przypadku zajęć spoza oferty PJATK; -obecność 100% w przypadku ITN; .</w:t>
+              <w:t>ocena pracy podczas ćwiczenia</w:t>
             </w:r>
           </w:p>
         </w:tc>
@@ -3132,7 +2751,7 @@
                 <w:i w:val="0"/>
                 <w:sz w:val="22"/>
               </w:rPr>
-              <w:t>Ćwiczenia – praca w grupach,; Praca w parach, praca indywidualna; Ćwiczenia :; Zaliczenie bez oceny; Wykład --------------------------------; Zaliczenie bez oceny; Kryteria oceny; Ćwiczenia :; -Aktywna obecność na zajęciach, maksymalnie 2 nieusprawiedliwione nieobecności w czasie semestru(zwolnienie lekarskie przedstawione zgodnie z regulaminem).Obecność poświadczona jest w dzienniku zajęć.; -Aktywna obecność na zajęciach w wymiarze 45 minut; -Zajęcia spoza oferty PJATK poświadczone zaświadczeniem (zgodnie z załącznikiem 1 w regulaminie zaliczenia przedmiotu); -W przypadku długotrwałej choroby lub innych przeciwskazań zdrowotnych możliwe jest zwolnienie lekarskie od specjalisty.; Kryteria zaliczenia:; -aktywne uczestnictwo w zajęciach; -maksymalnie 2 nieobecności(w przypadku zajęć realizowanych przez PJATK); -obecność 100%(w przypadku zajęć spoza oferty PJATK; -obecność 100% w przypadku ITN; .</w:t>
+              <w:t>ocena pracy podczas ćwiczenia</w:t>
             </w:r>
           </w:p>
         </w:tc>
@@ -3189,7 +2808,7 @@
                 <w:i w:val="0"/>
                 <w:sz w:val="22"/>
               </w:rPr>
-              <w:t>Ćwiczenia – praca w grupach,; Praca w parach, praca indywidualna; Ćwiczenia :; Zaliczenie bez oceny; Wykład --------------------------------; Zaliczenie bez oceny; Kryteria oceny; Ćwiczenia :; -Aktywna obecność na zajęciach, maksymalnie 2 nieusprawiedliwione nieobecności w czasie semestru(zwolnienie lekarskie przedstawione zgodnie z regulaminem).Obecność poświadczona jest w dzienniku zajęć.; -Aktywna obecność na zajęciach w wymiarze 45 minut; -Zajęcia spoza oferty PJATK poświadczone zaświadczeniem (zgodnie z załącznikiem 1 w regulaminie zaliczenia przedmiotu); -W przypadku długotrwałej choroby lub innych przeciwskazań zdrowotnych możliwe jest zwolnienie lekarskie od specjalisty.; Kryteria zaliczenia:; -aktywne uczestnictwo w zajęciach; -maksymalnie 2 nieobecności(w przypadku zajęć realizowanych przez PJATK); -obecność 100%(w przypadku zajęć spoza oferty PJATK; -obecność 100% w przypadku ITN; .</w:t>
+              <w:t>ocena pracy podczas ćwiczenia</w:t>
             </w:r>
           </w:p>
         </w:tc>
@@ -3352,7 +2971,7 @@
                 <w:i w:val="0"/>
                 <w:sz w:val="22"/>
               </w:rPr>
-              <w:t>Ćwiczenia – praca w grupach,; Praca w parach, praca indywidualna; Ćwiczenia :; Zaliczenie bez oceny; Wykład --------------------------------; Zaliczenie bez oceny; Kryteria oceny; Ćwiczenia :; -Aktywna obecność na zajęciach, maksymalnie 2 nieusprawiedliwione nieobecności w czasie semestru(zwolnienie lekarskie przedstawione zgodnie z regulaminem).Obecność poświadczona jest w dzienniku zajęć.; -Aktywna obecność na zajęciach w wymiarze 45 minut; -Zajęcia spoza oferty PJATK poświadczone zaświadczeniem (zgodnie z załącznikiem 1 w regulaminie zaliczenia przedmiotu); -W przypadku długotrwałej choroby lub innych przeciwskazań zdrowotnych możliwe jest zwolnienie lekarskie od specjalisty.; Kryteria zaliczenia:; -aktywne uczestnictwo w zajęciach; -maksymalnie 2 nieobecności(w przypadku zajęć realizowanych przez PJATK); -obecność 100%(w przypadku zajęć spoza oferty PJATK; -obecność 100% w przypadku ITN; .</w:t>
+              <w:t>ocena pracy podczas ćwiczenia</w:t>
             </w:r>
           </w:p>
         </w:tc>
@@ -3410,7 +3029,7 @@
                 <w:i w:val="0"/>
                 <w:sz w:val="22"/>
               </w:rPr>
-              <w:t>Ćwiczenia – praca w grupach,; Praca w parach, praca indywidualna; Ćwiczenia :; Zaliczenie bez oceny; Wykład --------------------------------; Zaliczenie bez oceny; Kryteria oceny; Ćwiczenia :; -Aktywna obecność na zajęciach, maksymalnie 2 nieusprawiedliwione nieobecności w czasie semestru(zwolnienie lekarskie przedstawione zgodnie z regulaminem).Obecność poświadczona jest w dzienniku zajęć.; -Aktywna obecność na zajęciach w wymiarze 45 minut; -Zajęcia spoza oferty PJATK poświadczone zaświadczeniem (zgodnie z załącznikiem 1 w regulaminie zaliczenia przedmiotu); -W przypadku długotrwałej choroby lub innych przeciwskazań zdrowotnych możliwe jest zwolnienie lekarskie od specjalisty.; Kryteria zaliczenia:; -aktywne uczestnictwo w zajęciach; -maksymalnie 2 nieobecności(w przypadku zajęć realizowanych przez PJATK); -obecność 100%(w przypadku zajęć spoza oferty PJATK; -obecność 100% w przypadku ITN; .</w:t>
+              <w:t>ocena pracy podczas ćwiczenia</w:t>
             </w:r>
           </w:p>
         </w:tc>
@@ -3468,7 +3087,7 @@
                 <w:i w:val="0"/>
                 <w:sz w:val="22"/>
               </w:rPr>
-              <w:t>Ćwiczenia – praca w grupach,; Praca w parach, praca indywidualna; Ćwiczenia :; Zaliczenie bez oceny; Wykład --------------------------------; Zaliczenie bez oceny; Kryteria oceny; Ćwiczenia :; -Aktywna obecność na zajęciach, maksymalnie 2 nieusprawiedliwione nieobecności w czasie semestru(zwolnienie lekarskie przedstawione zgodnie z regulaminem).Obecność poświadczona jest w dzienniku zajęć.; -Aktywna obecność na zajęciach w wymiarze 45 minut; -Zajęcia spoza oferty PJATK poświadczone zaświadczeniem (zgodnie z załącznikiem 1 w regulaminie zaliczenia przedmiotu); -W przypadku długotrwałej choroby lub innych przeciwskazań zdrowotnych możliwe jest zwolnienie lekarskie od specjalisty.; Kryteria zaliczenia:; -aktywne uczestnictwo w zajęciach; -maksymalnie 2 nieobecności(w przypadku zajęć realizowanych przez PJATK); -obecność 100%(w przypadku zajęć spoza oferty PJATK; -obecność 100% w przypadku ITN; .</w:t>
+              <w:t>ocena pracy podczas ćwiczenia</w:t>
             </w:r>
           </w:p>
         </w:tc>
@@ -3631,7 +3250,7 @@
                 <w:i w:val="0"/>
                 <w:sz w:val="22"/>
               </w:rPr>
-              <w:t>Ćwiczenia – praca w grupach,; Praca w parach, praca indywidualna; Ćwiczenia :; Zaliczenie bez oceny; Wykład --------------------------------; Zaliczenie bez oceny; Kryteria oceny; Ćwiczenia :; -Aktywna obecność na zajęciach, maksymalnie 2 nieusprawiedliwione nieobecności w czasie semestru(zwolnienie lekarskie przedstawione zgodnie z regulaminem).Obecność poświadczona jest w dzienniku zajęć.; -Aktywna obecność na zajęciach w wymiarze 45 minut; -Zajęcia spoza oferty PJATK poświadczone zaświadczeniem (zgodnie z załącznikiem 1 w regulaminie zaliczenia przedmiotu); -W przypadku długotrwałej choroby lub innych przeciwskazań zdrowotnych możliwe jest zwolnienie lekarskie od specjalisty.; Kryteria zaliczenia:; -aktywne uczestnictwo w zajęciach; -maksymalnie 2 nieobecności(w przypadku zajęć realizowanych przez PJATK); -obecność 100%(w przypadku zajęć spoza oferty PJATK; -obecność 100% w przypadku ITN; .</w:t>
+              <w:t>ocena pracy podczas ćwiczenia</w:t>
             </w:r>
           </w:p>
         </w:tc>
@@ -3689,7 +3308,7 @@
                 <w:i w:val="0"/>
                 <w:sz w:val="22"/>
               </w:rPr>
-              <w:t>Ćwiczenia – praca w grupach,; Praca w parach, praca indywidualna; Ćwiczenia :; Zaliczenie bez oceny; Wykład --------------------------------; Zaliczenie bez oceny; Kryteria oceny; Ćwiczenia :; -Aktywna obecność na zajęciach, maksymalnie 2 nieusprawiedliwione nieobecności w czasie semestru(zwolnienie lekarskie przedstawione zgodnie z regulaminem).Obecność poświadczona jest w dzienniku zajęć.; -Aktywna obecność na zajęciach w wymiarze 45 minut; -Zajęcia spoza oferty PJATK poświadczone zaświadczeniem (zgodnie z załącznikiem 1 w regulaminie zaliczenia przedmiotu); -W przypadku długotrwałej choroby lub innych przeciwskazań zdrowotnych możliwe jest zwolnienie lekarskie od specjalisty.; Kryteria zaliczenia:; -aktywne uczestnictwo w zajęciach; -maksymalnie 2 nieobecności(w przypadku zajęć realizowanych przez PJATK); -obecność 100%(w przypadku zajęć spoza oferty PJATK; -obecność 100% w przypadku ITN; .</w:t>
+              <w:t>ocena pracy podczas ćwiczenia</w:t>
             </w:r>
           </w:p>
         </w:tc>
@@ -3747,7 +3366,7 @@
                 <w:i w:val="0"/>
                 <w:sz w:val="22"/>
               </w:rPr>
-              <w:t>Ćwiczenia – praca w grupach,; Praca w parach, praca indywidualna; Ćwiczenia :; Zaliczenie bez oceny; Wykład --------------------------------; Zaliczenie bez oceny; Kryteria oceny; Ćwiczenia :; -Aktywna obecność na zajęciach, maksymalnie 2 nieusprawiedliwione nieobecności w czasie semestru(zwolnienie lekarskie przedstawione zgodnie z regulaminem).Obecność poświadczona jest w dzienniku zajęć.; -Aktywna obecność na zajęciach w wymiarze 45 minut; -Zajęcia spoza oferty PJATK poświadczone zaświadczeniem (zgodnie z załącznikiem 1 w regulaminie zaliczenia przedmiotu); -W przypadku długotrwałej choroby lub innych przeciwskazań zdrowotnych możliwe jest zwolnienie lekarskie od specjalisty.; Kryteria zaliczenia:; -aktywne uczestnictwo w zajęciach; -maksymalnie 2 nieobecności(w przypadku zajęć realizowanych przez PJATK); -obecność 100%(w przypadku zajęć spoza oferty PJATK; -obecność 100% w przypadku ITN; .</w:t>
+              <w:t>ocena pracy podczas ćwiczenia</w:t>
             </w:r>
           </w:p>
         </w:tc>
@@ -3805,7 +3424,7 @@
                 <w:i w:val="0"/>
                 <w:sz w:val="22"/>
               </w:rPr>
-              <w:t>Ćwiczenia – praca w grupach,; Praca w parach, praca indywidualna; Ćwiczenia :; Zaliczenie bez oceny; Wykład --------------------------------; Zaliczenie bez oceny; Kryteria oceny; Ćwiczenia :; -Aktywna obecność na zajęciach, maksymalnie 2 nieusprawiedliwione nieobecności w czasie semestru(zwolnienie lekarskie przedstawione zgodnie z regulaminem).Obecność poświadczona jest w dzienniku zajęć.; -Aktywna obecność na zajęciach w wymiarze 45 minut; -Zajęcia spoza oferty PJATK poświadczone zaświadczeniem (zgodnie z załącznikiem 1 w regulaminie zaliczenia przedmiotu); -W przypadku długotrwałej choroby lub innych przeciwskazań zdrowotnych możliwe jest zwolnienie lekarskie od specjalisty.; Kryteria zaliczenia:; -aktywne uczestnictwo w zajęciach; -maksymalnie 2 nieobecności(w przypadku zajęć realizowanych przez PJATK); -obecność 100%(w przypadku zajęć spoza oferty PJATK; -obecność 100% w przypadku ITN; .</w:t>
+              <w:t>ocena pracy podczas ćwiczenia</w:t>
             </w:r>
           </w:p>
         </w:tc>

--- a/public/assets/files/niestacjonarne/WF1.docx
+++ b/public/assets/files/niestacjonarne/WF1.docx
@@ -2694,121 +2694,6 @@
                 <w:i w:val="0"/>
                 <w:sz w:val="22"/>
               </w:rPr>
-              <w:t>ocena pracy podczas ćwiczenia</w:t>
-            </w:r>
-          </w:p>
-        </w:tc>
-      </w:tr>
-      <w:tr>
-        <w:tc>
-          <w:tcPr>
-            <w:tcW w:type="dxa" w:w="3324"/>
-          </w:tcPr>
-          <w:p>
-            <w:pPr>
-              <w:spacing w:before="20" w:after="20"/>
-            </w:pPr>
-            <w:r>
-              <w:rPr>
-                <w:rFonts w:ascii="Aptos" w:hAnsi="Aptos"/>
-                <w:b w:val="0"/>
-                <w:i w:val="0"/>
-                <w:sz w:val="22"/>
-              </w:rPr>
-            </w:r>
-          </w:p>
-        </w:tc>
-        <w:tc>
-          <w:tcPr>
-            <w:tcW w:type="dxa" w:w="3324"/>
-          </w:tcPr>
-          <w:p>
-            <w:pPr>
-              <w:spacing w:before="20" w:after="20"/>
-            </w:pPr>
-            <w:r>
-              <w:rPr>
-                <w:rFonts w:ascii="Aptos" w:hAnsi="Aptos"/>
-                <w:b w:val="0"/>
-                <w:i w:val="0"/>
-                <w:sz w:val="22"/>
-              </w:rPr>
-            </w:r>
-          </w:p>
-        </w:tc>
-        <w:tc>
-          <w:tcPr>
-            <w:tcW w:type="dxa" w:w="3324"/>
-          </w:tcPr>
-          <w:p>
-            <w:pPr>
-              <w:spacing w:before="20" w:after="20"/>
-            </w:pPr>
-            <w:r>
-              <w:rPr>
-                <w:rFonts w:ascii="Aptos" w:hAnsi="Aptos"/>
-                <w:b w:val="0"/>
-                <w:i w:val="0"/>
-                <w:sz w:val="22"/>
-              </w:rPr>
-              <w:t>ocena pracy podczas ćwiczenia</w:t>
-            </w:r>
-          </w:p>
-        </w:tc>
-      </w:tr>
-      <w:tr>
-        <w:tc>
-          <w:tcPr>
-            <w:tcW w:type="dxa" w:w="3324"/>
-          </w:tcPr>
-          <w:p>
-            <w:pPr>
-              <w:spacing w:before="20" w:after="20"/>
-            </w:pPr>
-            <w:r>
-              <w:rPr>
-                <w:rFonts w:ascii="Aptos" w:hAnsi="Aptos"/>
-                <w:b w:val="0"/>
-                <w:i w:val="0"/>
-                <w:sz w:val="22"/>
-              </w:rPr>
-            </w:r>
-          </w:p>
-        </w:tc>
-        <w:tc>
-          <w:tcPr>
-            <w:tcW w:type="dxa" w:w="3324"/>
-          </w:tcPr>
-          <w:p>
-            <w:pPr>
-              <w:spacing w:before="20" w:after="20"/>
-            </w:pPr>
-            <w:r>
-              <w:rPr>
-                <w:rFonts w:ascii="Aptos" w:hAnsi="Aptos"/>
-                <w:b w:val="0"/>
-                <w:i w:val="0"/>
-                <w:sz w:val="22"/>
-              </w:rPr>
-            </w:r>
-          </w:p>
-        </w:tc>
-        <w:tc>
-          <w:tcPr>
-            <w:tcW w:type="dxa" w:w="3324"/>
-          </w:tcPr>
-          <w:p>
-            <w:pPr>
-              <w:spacing w:before="20" w:after="20"/>
-            </w:pPr>
-            <w:r>
-              <w:rPr>
-                <w:rFonts w:ascii="Aptos" w:hAnsi="Aptos"/>
-                <w:b w:val="0"/>
-                <w:i w:val="0"/>
-                <w:sz w:val="22"/>
-              </w:rPr>
-              <w:t>ocena pracy podczas ćwiczenia</w:t>
             </w:r>
           </w:p>
         </w:tc>
@@ -2934,6 +2819,7 @@
                 <w:i w:val="0"/>
                 <w:sz w:val="22"/>
               </w:rPr>
+              <w:t>K_U04</w:t>
             </w:r>
           </w:p>
         </w:tc>
@@ -2992,6 +2878,7 @@
                 <w:i w:val="0"/>
                 <w:sz w:val="22"/>
               </w:rPr>
+              <w:t>K_U04</w:t>
             </w:r>
           </w:p>
         </w:tc>
@@ -3050,6 +2937,7 @@
                 <w:i w:val="0"/>
                 <w:sz w:val="22"/>
               </w:rPr>
+              <w:t>K_U05</w:t>
             </w:r>
           </w:p>
         </w:tc>
@@ -3213,6 +3101,7 @@
                 <w:i w:val="0"/>
                 <w:sz w:val="22"/>
               </w:rPr>
+              <w:t>K_K03</w:t>
             </w:r>
           </w:p>
         </w:tc>
@@ -3271,6 +3160,7 @@
                 <w:i w:val="0"/>
                 <w:sz w:val="22"/>
               </w:rPr>
+              <w:t>K_K06</w:t>
             </w:r>
           </w:p>
         </w:tc>
@@ -3329,6 +3219,7 @@
                 <w:i w:val="0"/>
                 <w:sz w:val="22"/>
               </w:rPr>
+              <w:t>K_K06</w:t>
             </w:r>
           </w:p>
         </w:tc>
@@ -3387,6 +3278,7 @@
                 <w:i w:val="0"/>
                 <w:sz w:val="22"/>
               </w:rPr>
+              <w:t>K_K04</w:t>
             </w:r>
           </w:p>
         </w:tc>

--- a/public/assets/files/niestacjonarne/WF1.docx
+++ b/public/assets/files/niestacjonarne/WF1.docx
@@ -1801,14 +1801,13 @@
       </w:tblPr>
       <w:tblGrid>
         <w:gridCol w:w="680"/>
-        <w:gridCol w:w="4536"/>
-        <w:gridCol w:w="4252"/>
+        <w:gridCol w:w="8788"/>
       </w:tblGrid>
       <w:tr>
         <w:tc>
           <w:tcPr>
             <w:tcW w:type="dxa" w:w="9468"/>
-            <w:gridSpan w:val="3"/>
+            <w:gridSpan w:val="2"/>
             <w:shd w:val="clear" w:color="auto" w:fill="D9D9D9"/>
           </w:tcPr>
           <w:p>
@@ -1850,7 +1849,7 @@
         </w:tc>
         <w:tc>
           <w:tcPr>
-            <w:tcW w:type="dxa" w:w="4536"/>
+            <w:tcW w:type="dxa" w:w="8788"/>
             <w:shd w:val="clear" w:color="auto" w:fill="D9D9D9"/>
           </w:tcPr>
           <w:p>
@@ -1864,27 +1863,7 @@
                 <w:i w:val="0"/>
                 <w:sz w:val="16"/>
               </w:rPr>
-              <w:t>Wykład</w:t>
-            </w:r>
-          </w:p>
-        </w:tc>
-        <w:tc>
-          <w:tcPr>
-            <w:tcW w:type="dxa" w:w="4252"/>
-            <w:shd w:val="clear" w:color="auto" w:fill="D9D9D9"/>
-          </w:tcPr>
-          <w:p>
-            <w:pPr>
-              <w:spacing w:before="20" w:after="20"/>
-            </w:pPr>
-            <w:r>
-              <w:rPr>
-                <w:rFonts w:ascii="Aptos" w:hAnsi="Aptos"/>
-                <w:b/>
-                <w:i w:val="0"/>
-                <w:sz w:val="16"/>
-              </w:rPr>
-              <w:t>Ćwiczenia / Laboratorium / Pracownia</w:t>
+              <w:t>Treści programowe</w:t>
             </w:r>
           </w:p>
         </w:tc>
@@ -1911,7 +1890,7 @@
         </w:tc>
         <w:tc>
           <w:tcPr>
-            <w:tcW w:type="dxa" w:w="4536"/>
+            <w:tcW w:type="dxa" w:w="8788"/>
           </w:tcPr>
           <w:p>
             <w:pPr>
@@ -1925,24 +1904,6 @@
                 <w:sz w:val="22"/>
               </w:rPr>
               <w:t>Wszechstronny rozwój organizmu, korygowanie wad postawy, przez odpowiedni dobór środków i metod stymulujących i korygujących rozwój i funkcjonowanie układu ruchowego, sercowo-naczyniowego, oddechowego i nerwowego.</w:t>
-            </w:r>
-          </w:p>
-        </w:tc>
-        <w:tc>
-          <w:tcPr>
-            <w:tcW w:type="dxa" w:w="4252"/>
-          </w:tcPr>
-          <w:p>
-            <w:pPr>
-              <w:spacing w:before="20" w:after="20"/>
-            </w:pPr>
-            <w:r>
-              <w:rPr>
-                <w:rFonts w:ascii="Aptos" w:hAnsi="Aptos"/>
-                <w:b w:val="0"/>
-                <w:i w:val="0"/>
-                <w:sz w:val="22"/>
-              </w:rPr>
             </w:r>
           </w:p>
         </w:tc>
@@ -1969,7 +1930,7 @@
         </w:tc>
         <w:tc>
           <w:tcPr>
-            <w:tcW w:type="dxa" w:w="4536"/>
+            <w:tcW w:type="dxa" w:w="8788"/>
           </w:tcPr>
           <w:p>
             <w:pPr>
@@ -1983,24 +1944,6 @@
                 <w:sz w:val="22"/>
               </w:rPr>
               <w:t>Rozwój sprawności kondycyjnej i koordynacyjnej oraz dostarczenie studentom wiadomości i umiejętności umożliwiających samokontrolę, samoocenę i samodzielne podejmowanie działań w tym zakresie.</w:t>
-            </w:r>
-          </w:p>
-        </w:tc>
-        <w:tc>
-          <w:tcPr>
-            <w:tcW w:type="dxa" w:w="4252"/>
-          </w:tcPr>
-          <w:p>
-            <w:pPr>
-              <w:spacing w:before="20" w:after="20"/>
-            </w:pPr>
-            <w:r>
-              <w:rPr>
-                <w:rFonts w:ascii="Aptos" w:hAnsi="Aptos"/>
-                <w:b w:val="0"/>
-                <w:i w:val="0"/>
-                <w:sz w:val="22"/>
-              </w:rPr>
             </w:r>
           </w:p>
         </w:tc>
@@ -2027,7 +1970,7 @@
         </w:tc>
         <w:tc>
           <w:tcPr>
-            <w:tcW w:type="dxa" w:w="4536"/>
+            <w:tcW w:type="dxa" w:w="8788"/>
           </w:tcPr>
           <w:p>
             <w:pPr>
@@ -2041,24 +1984,6 @@
                 <w:sz w:val="22"/>
               </w:rPr>
               <w:t>Wykształcenie umiejętności ruchowych przydatnych w aktywności zdrowotnej, utylitarnej, rekreacyjnej i sportowej.</w:t>
-            </w:r>
-          </w:p>
-        </w:tc>
-        <w:tc>
-          <w:tcPr>
-            <w:tcW w:type="dxa" w:w="4252"/>
-          </w:tcPr>
-          <w:p>
-            <w:pPr>
-              <w:spacing w:before="20" w:after="20"/>
-            </w:pPr>
-            <w:r>
-              <w:rPr>
-                <w:rFonts w:ascii="Aptos" w:hAnsi="Aptos"/>
-                <w:b w:val="0"/>
-                <w:i w:val="0"/>
-                <w:sz w:val="22"/>
-              </w:rPr>
             </w:r>
           </w:p>
         </w:tc>
@@ -2085,7 +2010,7 @@
         </w:tc>
         <w:tc>
           <w:tcPr>
-            <w:tcW w:type="dxa" w:w="4536"/>
+            <w:tcW w:type="dxa" w:w="8788"/>
           </w:tcPr>
           <w:p>
             <w:pPr>
@@ -2099,24 +2024,6 @@
                 <w:sz w:val="22"/>
               </w:rPr>
               <w:t>Wyposażenie studentów w niezbędną wiedzę i umiejętności umożliwiające bezpieczną organizację zajęć ruchowych w różnych warunkach środowiskowych, indywidualnie, w grupie rówieśniczej oraz w rodzinie.</w:t>
-            </w:r>
-          </w:p>
-        </w:tc>
-        <w:tc>
-          <w:tcPr>
-            <w:tcW w:type="dxa" w:w="4252"/>
-          </w:tcPr>
-          <w:p>
-            <w:pPr>
-              <w:spacing w:before="20" w:after="20"/>
-            </w:pPr>
-            <w:r>
-              <w:rPr>
-                <w:rFonts w:ascii="Aptos" w:hAnsi="Aptos"/>
-                <w:b w:val="0"/>
-                <w:i w:val="0"/>
-                <w:sz w:val="22"/>
-              </w:rPr>
             </w:r>
           </w:p>
         </w:tc>
@@ -2143,7 +2050,7 @@
         </w:tc>
         <w:tc>
           <w:tcPr>
-            <w:tcW w:type="dxa" w:w="4536"/>
+            <w:tcW w:type="dxa" w:w="8788"/>
           </w:tcPr>
           <w:p>
             <w:pPr>
@@ -2157,24 +2064,6 @@
                 <w:sz w:val="22"/>
               </w:rPr>
               <w:t>Ukształtowanie postawy świadomego i permanentnego uczestnictwa studentów w różnych formach aktywności sportowo-rekreacyjnych w czasie nauki oraz po jej ukończeniu dla zachowania zdrowia fizycznego i psychicznego.</w:t>
-            </w:r>
-          </w:p>
-        </w:tc>
-        <w:tc>
-          <w:tcPr>
-            <w:tcW w:type="dxa" w:w="4252"/>
-          </w:tcPr>
-          <w:p>
-            <w:pPr>
-              <w:spacing w:before="20" w:after="20"/>
-            </w:pPr>
-            <w:r>
-              <w:rPr>
-                <w:rFonts w:ascii="Aptos" w:hAnsi="Aptos"/>
-                <w:b w:val="0"/>
-                <w:i w:val="0"/>
-                <w:sz w:val="22"/>
-              </w:rPr>
             </w:r>
           </w:p>
         </w:tc>
@@ -2201,7 +2090,7 @@
         </w:tc>
         <w:tc>
           <w:tcPr>
-            <w:tcW w:type="dxa" w:w="4536"/>
+            <w:tcW w:type="dxa" w:w="8788"/>
           </w:tcPr>
           <w:p>
             <w:pPr>
@@ -2215,24 +2104,6 @@
                 <w:sz w:val="22"/>
               </w:rPr>
               <w:t>Kształtowanie postaw osobowościowych: poczucia własnej wartości, szacunku dla innych osób, zwłaszcza słabszych i mniej sprawnych.</w:t>
-            </w:r>
-          </w:p>
-        </w:tc>
-        <w:tc>
-          <w:tcPr>
-            <w:tcW w:type="dxa" w:w="4252"/>
-          </w:tcPr>
-          <w:p>
-            <w:pPr>
-              <w:spacing w:before="20" w:after="20"/>
-            </w:pPr>
-            <w:r>
-              <w:rPr>
-                <w:rFonts w:ascii="Aptos" w:hAnsi="Aptos"/>
-                <w:b w:val="0"/>
-                <w:i w:val="0"/>
-                <w:sz w:val="22"/>
-              </w:rPr>
             </w:r>
           </w:p>
         </w:tc>
@@ -2259,7 +2130,7 @@
         </w:tc>
         <w:tc>
           <w:tcPr>
-            <w:tcW w:type="dxa" w:w="4536"/>
+            <w:tcW w:type="dxa" w:w="8788"/>
           </w:tcPr>
           <w:p>
             <w:pPr>
@@ -2273,24 +2144,6 @@
                 <w:sz w:val="22"/>
               </w:rPr>
               <w:t>Kształtowanie współdziałania w zespole, grupie, akceptacji siebie i innych, kultury kibicowania, stosowania zasady „fair play” w sporcie i w życiu.</w:t>
-            </w:r>
-          </w:p>
-        </w:tc>
-        <w:tc>
-          <w:tcPr>
-            <w:tcW w:type="dxa" w:w="4252"/>
-          </w:tcPr>
-          <w:p>
-            <w:pPr>
-              <w:spacing w:before="20" w:after="20"/>
-            </w:pPr>
-            <w:r>
-              <w:rPr>
-                <w:rFonts w:ascii="Aptos" w:hAnsi="Aptos"/>
-                <w:b w:val="0"/>
-                <w:i w:val="0"/>
-                <w:sz w:val="22"/>
-              </w:rPr>
             </w:r>
           </w:p>
         </w:tc>
@@ -2317,7 +2170,7 @@
         </w:tc>
         <w:tc>
           <w:tcPr>
-            <w:tcW w:type="dxa" w:w="4536"/>
+            <w:tcW w:type="dxa" w:w="8788"/>
           </w:tcPr>
           <w:p>
             <w:pPr>
@@ -2331,24 +2184,6 @@
                 <w:sz w:val="22"/>
               </w:rPr>
               <w:t>Szczegółowy program przedmiotu w rozbiciu na tygodnie/bloki tematyczne jest dostępny u prowadzącego zajęcia i koordynatora WF(uzależniony jest od semestru i form realizacji WF)</w:t>
-            </w:r>
-          </w:p>
-        </w:tc>
-        <w:tc>
-          <w:tcPr>
-            <w:tcW w:type="dxa" w:w="4252"/>
-          </w:tcPr>
-          <w:p>
-            <w:pPr>
-              <w:spacing w:before="20" w:after="20"/>
-            </w:pPr>
-            <w:r>
-              <w:rPr>
-                <w:rFonts w:ascii="Aptos" w:hAnsi="Aptos"/>
-                <w:b w:val="0"/>
-                <w:i w:val="0"/>
-                <w:sz w:val="22"/>
-              </w:rPr>
             </w:r>
           </w:p>
         </w:tc>
